--- a/04_JobKitAI/output/naukri/HCLTech_Playwright_Automation_Tester_Vishnudeep_Jayam.docx
+++ b/04_JobKitAI/output/naukri/HCLTech_Playwright_Automation_Tester_Vishnudeep_Jayam.docx
@@ -68,7 +68,7 @@
         </w:rPr>
         <w:t xml:space="preserve">  •  </w:t>
       </w:r>
-      <w:hyperlink w:history="1" r:id="rIdpag8bjrsv7kiox1x-rvhv">
+      <w:hyperlink w:history="1" r:id="rIdvxm-8y9io8c_dfewjdvdm">
         <w:r>
           <w:rPr>
             <w:rFonts w:ascii="Calibri" w:cs="Calibri" w:eastAsia="Calibri" w:hAnsi="Calibri"/>
@@ -160,7 +160,7 @@
           <w:sz w:val="20"/>
           <w:szCs w:val="20"/>
         </w:rPr>
-        <w:t xml:space="preserve"> of experience across UI and API test automation — from tool selection and framework design to script development, suite execution, and defect reporting. </w:t>
+        <w:t xml:space="preserve"> of experience across UI and API test automation — from tool selection and framework design through script development, suite execution, and defect reporting. </w:t>
       </w:r>
       <w:r>
         <w:rPr>
@@ -171,7 +171,7 @@
           <w:highlight w:val="yellow"/>
           <w:highlightCs w:val="yellow"/>
         </w:rPr>
-        <w:t xml:space="preserve">built a Playwright + TypeScript automation framework for web applications and led Cucumber-based automation across Windows, Android, and iOS</w:t>
+        <w:t xml:space="preserve">Built a Playwright + TypeScript automation framework for web applications and led Cucumber-based automation across Windows, Android, and iOS</w:t>
       </w:r>
       <w:r>
         <w:rPr>
@@ -191,7 +191,7 @@
           <w:highlight w:val="yellow"/>
           <w:highlightCs w:val="yellow"/>
         </w:rPr>
-        <w:t xml:space="preserve">delivered cross-platform automation spanning Windows, Android, iOS, and web</w:t>
+        <w:t xml:space="preserve">Designed Selenium + Java + TestNG automation frameworks across e-commerce, automotive, and enterprise web platforms</w:t>
       </w:r>
       <w:r>
         <w:rPr>
@@ -244,53 +244,19 @@
           <w:color w:val="3D4451"/>
           <w:sz w:val="20"/>
           <w:szCs w:val="20"/>
-        </w:rPr>
-        <w:t xml:space="preserve">Selenium WebDriver · </w:t>
-      </w:r>
-      <w:r>
-        <w:rPr>
-          <w:rFonts w:ascii="Calibri" w:cs="Calibri" w:eastAsia="Calibri" w:hAnsi="Calibri"/>
-          <w:color w:val="3D4451"/>
-          <w:sz w:val="20"/>
-          <w:szCs w:val="20"/>
           <w:highlight w:val="yellow"/>
           <w:highlightCs w:val="yellow"/>
         </w:rPr>
-        <w:t xml:space="preserve">Playwright</w:t>
-      </w:r>
-      <w:r>
-        <w:rPr>
-          <w:rFonts w:ascii="Calibri" w:cs="Calibri" w:eastAsia="Calibri" w:hAnsi="Calibri"/>
-          <w:color w:val="3D4451"/>
-          <w:sz w:val="20"/>
-          <w:szCs w:val="20"/>
-        </w:rPr>
-        <w:t xml:space="preserve"> · Cucumber (BDD) · TestNG · Page Object Model</w:t>
-      </w:r>
-    </w:p>
-    <w:p>
-      <w:pPr>
-        <w:spacing w:after="55" w:line="250"/>
-      </w:pPr>
-      <w:r>
-        <w:rPr>
-          <w:rFonts w:ascii="Calibri" w:cs="Calibri" w:eastAsia="Calibri" w:hAnsi="Calibri"/>
-          <w:b/>
-          <w:bCs/>
-          <w:color w:val="1A1A1A"/>
-          <w:sz w:val="20"/>
-          <w:szCs w:val="20"/>
-        </w:rPr>
-        <w:t xml:space="preserve">Languages  </w:t>
-      </w:r>
-      <w:r>
-        <w:rPr>
-          <w:rFonts w:ascii="Calibri" w:cs="Calibri" w:eastAsia="Calibri" w:hAnsi="Calibri"/>
-          <w:color w:val="3D4451"/>
-          <w:sz w:val="20"/>
-          <w:szCs w:val="20"/>
-        </w:rPr>
-        <w:t xml:space="preserve">Java · </w:t>
+        <w:t xml:space="preserve">Selenium WebDriver</w:t>
+      </w:r>
+      <w:r>
+        <w:rPr>
+          <w:rFonts w:ascii="Calibri" w:cs="Calibri" w:eastAsia="Calibri" w:hAnsi="Calibri"/>
+          <w:color w:val="3D4451"/>
+          <w:sz w:val="20"/>
+          <w:szCs w:val="20"/>
+        </w:rPr>
+        <w:t xml:space="preserve"> · </w:t>
       </w:r>
       <w:r>
         <w:rPr>
@@ -301,6 +267,113 @@
           <w:highlight w:val="yellow"/>
           <w:highlightCs w:val="yellow"/>
         </w:rPr>
+        <w:t xml:space="preserve">Playwright</w:t>
+      </w:r>
+      <w:r>
+        <w:rPr>
+          <w:rFonts w:ascii="Calibri" w:cs="Calibri" w:eastAsia="Calibri" w:hAnsi="Calibri"/>
+          <w:color w:val="3D4451"/>
+          <w:sz w:val="20"/>
+          <w:szCs w:val="20"/>
+        </w:rPr>
+        <w:t xml:space="preserve"> · </w:t>
+      </w:r>
+      <w:r>
+        <w:rPr>
+          <w:rFonts w:ascii="Calibri" w:cs="Calibri" w:eastAsia="Calibri" w:hAnsi="Calibri"/>
+          <w:color w:val="3D4451"/>
+          <w:sz w:val="20"/>
+          <w:szCs w:val="20"/>
+          <w:highlight w:val="yellow"/>
+          <w:highlightCs w:val="yellow"/>
+        </w:rPr>
+        <w:t xml:space="preserve">Cucumber (BDD)</w:t>
+      </w:r>
+      <w:r>
+        <w:rPr>
+          <w:rFonts w:ascii="Calibri" w:cs="Calibri" w:eastAsia="Calibri" w:hAnsi="Calibri"/>
+          <w:color w:val="3D4451"/>
+          <w:sz w:val="20"/>
+          <w:szCs w:val="20"/>
+        </w:rPr>
+        <w:t xml:space="preserve"> · </w:t>
+      </w:r>
+      <w:r>
+        <w:rPr>
+          <w:rFonts w:ascii="Calibri" w:cs="Calibri" w:eastAsia="Calibri" w:hAnsi="Calibri"/>
+          <w:color w:val="3D4451"/>
+          <w:sz w:val="20"/>
+          <w:szCs w:val="20"/>
+          <w:highlight w:val="yellow"/>
+          <w:highlightCs w:val="yellow"/>
+        </w:rPr>
+        <w:t xml:space="preserve">TestNG</w:t>
+      </w:r>
+      <w:r>
+        <w:rPr>
+          <w:rFonts w:ascii="Calibri" w:cs="Calibri" w:eastAsia="Calibri" w:hAnsi="Calibri"/>
+          <w:color w:val="3D4451"/>
+          <w:sz w:val="20"/>
+          <w:szCs w:val="20"/>
+        </w:rPr>
+        <w:t xml:space="preserve"> · Page Object Model · </w:t>
+      </w:r>
+      <w:r>
+        <w:rPr>
+          <w:rFonts w:ascii="Calibri" w:cs="Calibri" w:eastAsia="Calibri" w:hAnsi="Calibri"/>
+          <w:color w:val="3D4451"/>
+          <w:sz w:val="20"/>
+          <w:szCs w:val="20"/>
+          <w:highlight w:val="yellow"/>
+          <w:highlightCs w:val="yellow"/>
+        </w:rPr>
+        <w:t xml:space="preserve">Selenium Grid</w:t>
+      </w:r>
+    </w:p>
+    <w:p>
+      <w:pPr>
+        <w:spacing w:after="55" w:line="250"/>
+      </w:pPr>
+      <w:r>
+        <w:rPr>
+          <w:rFonts w:ascii="Calibri" w:cs="Calibri" w:eastAsia="Calibri" w:hAnsi="Calibri"/>
+          <w:b/>
+          <w:bCs/>
+          <w:color w:val="1A1A1A"/>
+          <w:sz w:val="20"/>
+          <w:szCs w:val="20"/>
+        </w:rPr>
+        <w:t xml:space="preserve">Languages  </w:t>
+      </w:r>
+      <w:r>
+        <w:rPr>
+          <w:rFonts w:ascii="Calibri" w:cs="Calibri" w:eastAsia="Calibri" w:hAnsi="Calibri"/>
+          <w:color w:val="3D4451"/>
+          <w:sz w:val="20"/>
+          <w:szCs w:val="20"/>
+          <w:highlight w:val="yellow"/>
+          <w:highlightCs w:val="yellow"/>
+        </w:rPr>
+        <w:t xml:space="preserve">Java</w:t>
+      </w:r>
+      <w:r>
+        <w:rPr>
+          <w:rFonts w:ascii="Calibri" w:cs="Calibri" w:eastAsia="Calibri" w:hAnsi="Calibri"/>
+          <w:color w:val="3D4451"/>
+          <w:sz w:val="20"/>
+          <w:szCs w:val="20"/>
+        </w:rPr>
+        <w:t xml:space="preserve"> · </w:t>
+      </w:r>
+      <w:r>
+        <w:rPr>
+          <w:rFonts w:ascii="Calibri" w:cs="Calibri" w:eastAsia="Calibri" w:hAnsi="Calibri"/>
+          <w:color w:val="3D4451"/>
+          <w:sz w:val="20"/>
+          <w:szCs w:val="20"/>
+          <w:highlight w:val="yellow"/>
+          <w:highlightCs w:val="yellow"/>
+        </w:rPr>
         <w:t xml:space="preserve">TypeScript</w:t>
       </w:r>
       <w:r>
@@ -335,7 +408,18 @@
           <w:sz w:val="20"/>
           <w:szCs w:val="20"/>
         </w:rPr>
-        <w:t xml:space="preserve">REST Assured · Postman · Python API test scripts</w:t>
+        <w:t xml:space="preserve">REST Assured · Postman · </w:t>
+      </w:r>
+      <w:r>
+        <w:rPr>
+          <w:rFonts w:ascii="Calibri" w:cs="Calibri" w:eastAsia="Calibri" w:hAnsi="Calibri"/>
+          <w:color w:val="3D4451"/>
+          <w:sz w:val="20"/>
+          <w:szCs w:val="20"/>
+          <w:highlight w:val="yellow"/>
+          <w:highlightCs w:val="yellow"/>
+        </w:rPr>
+        <w:t xml:space="preserve">Python API test scripts</w:t>
       </w:r>
     </w:p>
     <w:p>
@@ -351,16 +435,16 @@
           <w:sz w:val="20"/>
           <w:szCs w:val="20"/>
         </w:rPr>
-        <w:t xml:space="preserve">CI/CD &amp; Build Tools  </w:t>
-      </w:r>
-      <w:r>
-        <w:rPr>
-          <w:rFonts w:ascii="Calibri" w:cs="Calibri" w:eastAsia="Calibri" w:hAnsi="Calibri"/>
-          <w:color w:val="3D4451"/>
-          <w:sz w:val="20"/>
-          <w:szCs w:val="20"/>
-        </w:rPr>
-        <w:t xml:space="preserve">Jenkins · Gradle · Maven · Travis CI · Git · GitHub</w:t>
+        <w:t xml:space="preserve">CI/CD, Build &amp; Cloud  </w:t>
+      </w:r>
+      <w:r>
+        <w:rPr>
+          <w:rFonts w:ascii="Calibri" w:cs="Calibri" w:eastAsia="Calibri" w:hAnsi="Calibri"/>
+          <w:color w:val="3D4451"/>
+          <w:sz w:val="20"/>
+          <w:szCs w:val="20"/>
+        </w:rPr>
+        <w:t xml:space="preserve">Jenkins · Gradle · Maven · Travis CI · Git · GitHub · AWS</w:t>
       </w:r>
     </w:p>
     <w:p>
@@ -385,7 +469,32 @@
           <w:sz w:val="20"/>
           <w:szCs w:val="20"/>
         </w:rPr>
-        <w:t xml:space="preserve">TestRail · XRay · Jira · Agile Scrum · Kanban · Test Planning &amp; Case Design · Defect Tracking &amp; Reporting</w:t>
+        <w:t xml:space="preserve">TestRail · XRay · Jira · Agile Scrum · Kanban · Test Planning &amp; Case Design · Defect Tracking &amp; Reporting · SDLC / STLC</w:t>
+      </w:r>
+    </w:p>
+    <w:p>
+      <w:pPr>
+        <w:spacing w:after="55" w:line="250"/>
+      </w:pPr>
+      <w:r>
+        <w:rPr>
+          <w:rFonts w:ascii="Calibri" w:cs="Calibri" w:eastAsia="Calibri" w:hAnsi="Calibri"/>
+          <w:b/>
+          <w:bCs/>
+          <w:color w:val="1A1A1A"/>
+          <w:sz w:val="20"/>
+          <w:szCs w:val="20"/>
+        </w:rPr>
+        <w:t xml:space="preserve">Platforms Tested  </w:t>
+      </w:r>
+      <w:r>
+        <w:rPr>
+          <w:rFonts w:ascii="Calibri" w:cs="Calibri" w:eastAsia="Calibri" w:hAnsi="Calibri"/>
+          <w:color w:val="3D4451"/>
+          <w:sz w:val="20"/>
+          <w:szCs w:val="20"/>
+        </w:rPr>
+        <w:t xml:space="preserve">Web (Chrome, Firefox, IE) · Windows Desktop · Android · iOS · Mobile / Tablet</w:t>
       </w:r>
     </w:p>
     <w:p>
@@ -558,26 +667,86 @@
           <w:sz w:val="20"/>
           <w:szCs w:val="20"/>
         </w:rPr>
-        <w:t xml:space="preserve">Design and build test automation from scratch using the Cucumber framework for Windows-based, Android, and iOS Zertificon applications.</w:t>
-      </w:r>
-    </w:p>
-    <w:p>
-      <w:pPr>
-        <w:pStyle w:val="ListParagraph"/>
-        <w:numPr>
-          <w:ilvl w:val="0"/>
-          <w:numId w:val="2"/>
-        </w:numPr>
-        <w:spacing w:after="55" w:line="250"/>
-      </w:pPr>
-      <w:r>
-        <w:rPr>
-          <w:rFonts w:ascii="Calibri" w:cs="Calibri" w:eastAsia="Calibri" w:hAnsi="Calibri"/>
-          <w:color w:val="3D4451"/>
-          <w:sz w:val="20"/>
-          <w:szCs w:val="20"/>
-        </w:rPr>
-        <w:t xml:space="preserve">Build and maintain test automation for the Zertificon website using the Cucumber framework with Selenium and Java.</w:t>
+        <w:t xml:space="preserve">Design and build test automation from scratch using the </w:t>
+      </w:r>
+      <w:r>
+        <w:rPr>
+          <w:rFonts w:ascii="Calibri" w:cs="Calibri" w:eastAsia="Calibri" w:hAnsi="Calibri"/>
+          <w:color w:val="3D4451"/>
+          <w:sz w:val="20"/>
+          <w:szCs w:val="20"/>
+          <w:highlight w:val="yellow"/>
+          <w:highlightCs w:val="yellow"/>
+        </w:rPr>
+        <w:t xml:space="preserve">Cucumber</w:t>
+      </w:r>
+      <w:r>
+        <w:rPr>
+          <w:rFonts w:ascii="Calibri" w:cs="Calibri" w:eastAsia="Calibri" w:hAnsi="Calibri"/>
+          <w:color w:val="3D4451"/>
+          <w:sz w:val="20"/>
+          <w:szCs w:val="20"/>
+        </w:rPr>
+        <w:t xml:space="preserve"> framework for Windows-based, Android, and iOS Zertificon applications.</w:t>
+      </w:r>
+    </w:p>
+    <w:p>
+      <w:pPr>
+        <w:pStyle w:val="ListParagraph"/>
+        <w:numPr>
+          <w:ilvl w:val="0"/>
+          <w:numId w:val="2"/>
+        </w:numPr>
+        <w:spacing w:after="55" w:line="250"/>
+      </w:pPr>
+      <w:r>
+        <w:rPr>
+          <w:rFonts w:ascii="Calibri" w:cs="Calibri" w:eastAsia="Calibri" w:hAnsi="Calibri"/>
+          <w:color w:val="3D4451"/>
+          <w:sz w:val="20"/>
+          <w:szCs w:val="20"/>
+        </w:rPr>
+        <w:t xml:space="preserve">Build and maintain test automation for the Zertificon website using the Cucumber framework with </w:t>
+      </w:r>
+      <w:r>
+        <w:rPr>
+          <w:rFonts w:ascii="Calibri" w:cs="Calibri" w:eastAsia="Calibri" w:hAnsi="Calibri"/>
+          <w:color w:val="3D4451"/>
+          <w:sz w:val="20"/>
+          <w:szCs w:val="20"/>
+          <w:highlight w:val="yellow"/>
+          <w:highlightCs w:val="yellow"/>
+        </w:rPr>
+        <w:t xml:space="preserve">Selenium</w:t>
+      </w:r>
+      <w:r>
+        <w:rPr>
+          <w:rFonts w:ascii="Calibri" w:cs="Calibri" w:eastAsia="Calibri" w:hAnsi="Calibri"/>
+          <w:color w:val="3D4451"/>
+          <w:sz w:val="20"/>
+          <w:szCs w:val="20"/>
+        </w:rPr>
+        <w:t xml:space="preserve"> and </w:t>
+      </w:r>
+      <w:r>
+        <w:rPr>
+          <w:rFonts w:ascii="Calibri" w:cs="Calibri" w:eastAsia="Calibri" w:hAnsi="Calibri"/>
+          <w:color w:val="3D4451"/>
+          <w:sz w:val="20"/>
+          <w:szCs w:val="20"/>
+          <w:highlight w:val="yellow"/>
+          <w:highlightCs w:val="yellow"/>
+        </w:rPr>
+        <w:t xml:space="preserve">Java</w:t>
+      </w:r>
+      <w:r>
+        <w:rPr>
+          <w:rFonts w:ascii="Calibri" w:cs="Calibri" w:eastAsia="Calibri" w:hAnsi="Calibri"/>
+          <w:color w:val="3D4451"/>
+          <w:sz w:val="20"/>
+          <w:szCs w:val="20"/>
+        </w:rPr>
+        <w:t xml:space="preserve">.</w:t>
       </w:r>
     </w:p>
     <w:p>
@@ -703,6 +872,84 @@
           <w:sz w:val="20"/>
           <w:szCs w:val="20"/>
         </w:rPr>
+        <w:t xml:space="preserve">Designed a test automation framework using Selenium, Java, and </w:t>
+      </w:r>
+      <w:r>
+        <w:rPr>
+          <w:rFonts w:ascii="Calibri" w:cs="Calibri" w:eastAsia="Calibri" w:hAnsi="Calibri"/>
+          <w:color w:val="3D4451"/>
+          <w:sz w:val="20"/>
+          <w:szCs w:val="20"/>
+          <w:highlight w:val="yellow"/>
+          <w:highlightCs w:val="yellow"/>
+        </w:rPr>
+        <w:t xml:space="preserve">TestNG</w:t>
+      </w:r>
+      <w:r>
+        <w:rPr>
+          <w:rFonts w:ascii="Calibri" w:cs="Calibri" w:eastAsia="Calibri" w:hAnsi="Calibri"/>
+          <w:color w:val="3D4451"/>
+          <w:sz w:val="20"/>
+          <w:szCs w:val="20"/>
+        </w:rPr>
+        <w:t xml:space="preserve"> for the in-car infotainment app.</w:t>
+      </w:r>
+    </w:p>
+    <w:p>
+      <w:pPr>
+        <w:pStyle w:val="ListParagraph"/>
+        <w:numPr>
+          <w:ilvl w:val="0"/>
+          <w:numId w:val="2"/>
+        </w:numPr>
+        <w:spacing w:after="55" w:line="250"/>
+      </w:pPr>
+      <w:r>
+        <w:rPr>
+          <w:rFonts w:ascii="Calibri" w:cs="Calibri" w:eastAsia="Calibri" w:hAnsi="Calibri"/>
+          <w:color w:val="3D4451"/>
+          <w:sz w:val="20"/>
+          <w:szCs w:val="20"/>
+        </w:rPr>
+        <w:t xml:space="preserve">Automated infotainment system backend </w:t>
+      </w:r>
+      <w:r>
+        <w:rPr>
+          <w:rFonts w:ascii="Calibri" w:cs="Calibri" w:eastAsia="Calibri" w:hAnsi="Calibri"/>
+          <w:color w:val="3D4451"/>
+          <w:sz w:val="20"/>
+          <w:szCs w:val="20"/>
+          <w:highlight w:val="yellow"/>
+          <w:highlightCs w:val="yellow"/>
+        </w:rPr>
+        <w:t xml:space="preserve">API</w:t>
+      </w:r>
+      <w:r>
+        <w:rPr>
+          <w:rFonts w:ascii="Calibri" w:cs="Calibri" w:eastAsia="Calibri" w:hAnsi="Calibri"/>
+          <w:color w:val="3D4451"/>
+          <w:sz w:val="20"/>
+          <w:szCs w:val="20"/>
+        </w:rPr>
+        <w:t xml:space="preserve">s using the REST Assured framework and Postman for manual API testing.</w:t>
+      </w:r>
+    </w:p>
+    <w:p>
+      <w:pPr>
+        <w:pStyle w:val="ListParagraph"/>
+        <w:numPr>
+          <w:ilvl w:val="0"/>
+          <w:numId w:val="2"/>
+        </w:numPr>
+        <w:spacing w:after="55" w:line="250"/>
+      </w:pPr>
+      <w:r>
+        <w:rPr>
+          <w:rFonts w:ascii="Calibri" w:cs="Calibri" w:eastAsia="Calibri" w:hAnsi="Calibri"/>
+          <w:color w:val="3D4451"/>
+          <w:sz w:val="20"/>
+          <w:szCs w:val="20"/>
+        </w:rPr>
         <w:t xml:space="preserve">Owned testing of the Volkswagen in-car infotainment app "We Experience" for the VW Passat and VW Golf as the sole QA resource on the product.</w:t>
       </w:r>
     </w:p>
@@ -723,44 +970,6 @@
           <w:szCs w:val="20"/>
         </w:rPr>
         <w:t xml:space="preserve">Analyzed real-time app performance while driving the vehicle and debugged logs from the car's backend systems.</w:t>
-      </w:r>
-    </w:p>
-    <w:p>
-      <w:pPr>
-        <w:pStyle w:val="ListParagraph"/>
-        <w:numPr>
-          <w:ilvl w:val="0"/>
-          <w:numId w:val="2"/>
-        </w:numPr>
-        <w:spacing w:after="55" w:line="250"/>
-      </w:pPr>
-      <w:r>
-        <w:rPr>
-          <w:rFonts w:ascii="Calibri" w:cs="Calibri" w:eastAsia="Calibri" w:hAnsi="Calibri"/>
-          <w:color w:val="3D4451"/>
-          <w:sz w:val="20"/>
-          <w:szCs w:val="20"/>
-        </w:rPr>
-        <w:t xml:space="preserve">Designed a test automation framework using Selenium, Java, and TestNG for the in-car infotainment app.</w:t>
-      </w:r>
-    </w:p>
-    <w:p>
-      <w:pPr>
-        <w:pStyle w:val="ListParagraph"/>
-        <w:numPr>
-          <w:ilvl w:val="0"/>
-          <w:numId w:val="2"/>
-        </w:numPr>
-        <w:spacing w:after="55" w:line="250"/>
-      </w:pPr>
-      <w:r>
-        <w:rPr>
-          <w:rFonts w:ascii="Calibri" w:cs="Calibri" w:eastAsia="Calibri" w:hAnsi="Calibri"/>
-          <w:color w:val="3D4451"/>
-          <w:sz w:val="20"/>
-          <w:szCs w:val="20"/>
-        </w:rPr>
-        <w:t xml:space="preserve">Automated infotainment system backend APIs using the REST Assured framework and Postman for manual API testing.</w:t>
       </w:r>
     </w:p>
     <w:p>
@@ -886,45 +1095,45 @@
           <w:sz w:val="20"/>
           <w:szCs w:val="20"/>
         </w:rPr>
+        <w:t xml:space="preserve">Designed a test automation framework using Selenium with Java in the Page Object Model pattern, using Maven as the build management tool.</w:t>
+      </w:r>
+    </w:p>
+    <w:p>
+      <w:pPr>
+        <w:pStyle w:val="ListParagraph"/>
+        <w:numPr>
+          <w:ilvl w:val="0"/>
+          <w:numId w:val="2"/>
+        </w:numPr>
+        <w:spacing w:after="55" w:line="250"/>
+      </w:pPr>
+      <w:r>
+        <w:rPr>
+          <w:rFonts w:ascii="Calibri" w:cs="Calibri" w:eastAsia="Calibri" w:hAnsi="Calibri"/>
+          <w:color w:val="3D4451"/>
+          <w:sz w:val="20"/>
+          <w:szCs w:val="20"/>
+        </w:rPr>
+        <w:t xml:space="preserve">Developed automation scripts using TestNG and ran automated test suites in Jenkins.</w:t>
+      </w:r>
+    </w:p>
+    <w:p>
+      <w:pPr>
+        <w:pStyle w:val="ListParagraph"/>
+        <w:numPr>
+          <w:ilvl w:val="0"/>
+          <w:numId w:val="2"/>
+        </w:numPr>
+        <w:spacing w:after="55" w:line="250"/>
+      </w:pPr>
+      <w:r>
+        <w:rPr>
+          <w:rFonts w:ascii="Calibri" w:cs="Calibri" w:eastAsia="Calibri" w:hAnsi="Calibri"/>
+          <w:color w:val="3D4451"/>
+          <w:sz w:val="20"/>
+          <w:szCs w:val="20"/>
+        </w:rPr>
         <w:t xml:space="preserve">Owned testing for all 13 e-commerce shops across Europe as the sole QA engineer.</w:t>
-      </w:r>
-    </w:p>
-    <w:p>
-      <w:pPr>
-        <w:pStyle w:val="ListParagraph"/>
-        <w:numPr>
-          <w:ilvl w:val="0"/>
-          <w:numId w:val="2"/>
-        </w:numPr>
-        <w:spacing w:after="55" w:line="250"/>
-      </w:pPr>
-      <w:r>
-        <w:rPr>
-          <w:rFonts w:ascii="Calibri" w:cs="Calibri" w:eastAsia="Calibri" w:hAnsi="Calibri"/>
-          <w:color w:val="3D4451"/>
-          <w:sz w:val="20"/>
-          <w:szCs w:val="20"/>
-        </w:rPr>
-        <w:t xml:space="preserve">Designed a test automation framework using Selenium with Java in the Page Object Model pattern, using Maven as the build management tool.</w:t>
-      </w:r>
-    </w:p>
-    <w:p>
-      <w:pPr>
-        <w:pStyle w:val="ListParagraph"/>
-        <w:numPr>
-          <w:ilvl w:val="0"/>
-          <w:numId w:val="2"/>
-        </w:numPr>
-        <w:spacing w:after="55" w:line="250"/>
-      </w:pPr>
-      <w:r>
-        <w:rPr>
-          <w:rFonts w:ascii="Calibri" w:cs="Calibri" w:eastAsia="Calibri" w:hAnsi="Calibri"/>
-          <w:color w:val="3D4451"/>
-          <w:sz w:val="20"/>
-          <w:szCs w:val="20"/>
-        </w:rPr>
-        <w:t xml:space="preserve">Developed automation scripts using TestNG and ran automated test suites in Jenkins.</w:t>
       </w:r>
     </w:p>
     <w:p>
